--- a/applications/test-application/cover_letter.docx
+++ b/applications/test-application/cover_letter.docx
@@ -73,7 +73,7 @@
           <w:rFonts w:ascii="Arial" w:hAnsi="Arial"/>
           <w:sz w:val="21"/>
         </w:rPr>
-        <w:t>My technical background includes Python, Flask, REST APIs, SQL, Git. I have practical experience developing backend functionality, building REST APIs, working with databases, and contributing to team-based software projects.</w:t>
+        <w:t>My technical background includes Python, Flask, REST APIs, SQL, SQLAlchemy, Git. I have practical experience developing backend functionality, building REST APIs, working with databases, and contributing to team-based software projects.</w:t>
       </w:r>
     </w:p>
     <w:p>
